--- a/shadow_service/shadow_service/demo_templates/clinical_benefit_risk.docx
+++ b/shadow_service/shadow_service/demo_templates/clinical_benefit_risk.docx
@@ -7,7 +7,7 @@
         <w:pStyle w:val="Title"/>
       </w:pPr>
       <w:r>
-        <w:t>Clinical Overview — Benefit/Risk Summary</w:t>
+        <w:t>Module 2.5 — Clinical Overview</w:t>
       </w:r>
     </w:p>
     <w:p>
@@ -15,7 +15,7 @@
         <w:rPr>
           <w:b w:val="0"/>
         </w:rPr>
-        <w:t>Module 2.5 — {{ product_name }} for {{ indication }}</w:t>
+        <w:t>{{ product_name }} ({{ generic_name }}) for {{ indication }}</w:t>
       </w:r>
     </w:p>
     <w:p>
@@ -49,12 +49,236 @@
         <w:t>1. Product Overview</w:t>
       </w:r>
     </w:p>
+    <w:tbl>
+      <w:tblPr>
+        <w:tblStyle w:val="TableGrid"/>
+        <w:tblW w:type="auto" w:w="0"/>
+        <w:tblLook w:firstColumn="1" w:firstRow="1" w:lastColumn="0" w:lastRow="0" w:noHBand="0" w:noVBand="1" w:val="04A0"/>
+      </w:tblPr>
+      <w:tblGrid>
+        <w:gridCol w:w="4320"/>
+        <w:gridCol w:w="4320"/>
+      </w:tblGrid>
+      <w:tr>
+        <w:tc>
+          <w:tcPr>
+            <w:tcW w:type="dxa" w:w="4320"/>
+          </w:tcPr>
+          <w:p>
+            <w:r>
+              <w:t>Attribute</w:t>
+            </w:r>
+          </w:p>
+        </w:tc>
+        <w:tc>
+          <w:tcPr>
+            <w:tcW w:type="dxa" w:w="4320"/>
+          </w:tcPr>
+          <w:p>
+            <w:r>
+              <w:t>Detail</w:t>
+            </w:r>
+          </w:p>
+        </w:tc>
+      </w:tr>
+      <w:tr>
+        <w:tc>
+          <w:tcPr>
+            <w:tcW w:type="dxa" w:w="4320"/>
+          </w:tcPr>
+          <w:p>
+            <w:r>
+              <w:t>Product Name</w:t>
+            </w:r>
+          </w:p>
+        </w:tc>
+        <w:tc>
+          <w:tcPr>
+            <w:tcW w:type="dxa" w:w="4320"/>
+          </w:tcPr>
+          <w:p>
+            <w:r>
+              <w:t>{{ product_name }}</w:t>
+            </w:r>
+          </w:p>
+        </w:tc>
+      </w:tr>
+      <w:tr>
+        <w:tc>
+          <w:tcPr>
+            <w:tcW w:type="dxa" w:w="4320"/>
+          </w:tcPr>
+          <w:p>
+            <w:r>
+              <w:t>Generic Name</w:t>
+            </w:r>
+          </w:p>
+        </w:tc>
+        <w:tc>
+          <w:tcPr>
+            <w:tcW w:type="dxa" w:w="4320"/>
+          </w:tcPr>
+          <w:p>
+            <w:r>
+              <w:t>{{ generic_name }}</w:t>
+            </w:r>
+          </w:p>
+        </w:tc>
+      </w:tr>
+      <w:tr>
+        <w:tc>
+          <w:tcPr>
+            <w:tcW w:type="dxa" w:w="4320"/>
+          </w:tcPr>
+          <w:p>
+            <w:r>
+              <w:t>Drug Class</w:t>
+            </w:r>
+          </w:p>
+        </w:tc>
+        <w:tc>
+          <w:tcPr>
+            <w:tcW w:type="dxa" w:w="4320"/>
+          </w:tcPr>
+          <w:p>
+            <w:r>
+              <w:t>{{ drug_class }}</w:t>
+            </w:r>
+          </w:p>
+        </w:tc>
+      </w:tr>
+      <w:tr>
+        <w:tc>
+          <w:tcPr>
+            <w:tcW w:type="dxa" w:w="4320"/>
+          </w:tcPr>
+          <w:p>
+            <w:r>
+              <w:t>Mechanism of Action</w:t>
+            </w:r>
+          </w:p>
+        </w:tc>
+        <w:tc>
+          <w:tcPr>
+            <w:tcW w:type="dxa" w:w="4320"/>
+          </w:tcPr>
+          <w:p>
+            <w:r>
+              <w:t>{{ mechanism_of_action }}</w:t>
+            </w:r>
+          </w:p>
+        </w:tc>
+      </w:tr>
+      <w:tr>
+        <w:tc>
+          <w:tcPr>
+            <w:tcW w:type="dxa" w:w="4320"/>
+          </w:tcPr>
+          <w:p>
+            <w:r>
+              <w:t>Proposed Indication</w:t>
+            </w:r>
+          </w:p>
+        </w:tc>
+        <w:tc>
+          <w:tcPr>
+            <w:tcW w:type="dxa" w:w="4320"/>
+          </w:tcPr>
+          <w:p>
+            <w:r>
+              <w:t>{{ indication }}</w:t>
+            </w:r>
+          </w:p>
+        </w:tc>
+      </w:tr>
+      <w:tr>
+        <w:tc>
+          <w:tcPr>
+            <w:tcW w:type="dxa" w:w="4320"/>
+          </w:tcPr>
+          <w:p>
+            <w:r>
+              <w:t>Proposed Dosage</w:t>
+            </w:r>
+          </w:p>
+        </w:tc>
+        <w:tc>
+          <w:tcPr>
+            <w:tcW w:type="dxa" w:w="4320"/>
+          </w:tcPr>
+          <w:p>
+            <w:r>
+              <w:t>{{ proposed_dosage }}</w:t>
+            </w:r>
+          </w:p>
+        </w:tc>
+      </w:tr>
+      <w:tr>
+        <w:tc>
+          <w:tcPr>
+            <w:tcW w:type="dxa" w:w="4320"/>
+          </w:tcPr>
+          <w:p>
+            <w:r>
+              <w:t>Route</w:t>
+            </w:r>
+          </w:p>
+        </w:tc>
+        <w:tc>
+          <w:tcPr>
+            <w:tcW w:type="dxa" w:w="4320"/>
+          </w:tcPr>
+          <w:p>
+            <w:r>
+              <w:t>{{ route_of_admin }}</w:t>
+            </w:r>
+          </w:p>
+        </w:tc>
+      </w:tr>
+      <w:tr>
+        <w:tc>
+          <w:tcPr>
+            <w:tcW w:type="dxa" w:w="4320"/>
+          </w:tcPr>
+          <w:p>
+            <w:r>
+              <w:t>Target Population</w:t>
+            </w:r>
+          </w:p>
+        </w:tc>
+        <w:tc>
+          <w:tcPr>
+            <w:tcW w:type="dxa" w:w="4320"/>
+          </w:tcPr>
+          <w:p>
+            <w:r>
+              <w:t>{{ target_population }}</w:t>
+            </w:r>
+          </w:p>
+        </w:tc>
+      </w:tr>
+    </w:tbl>
     <w:p>
       <w:r>
         <w:rPr>
           <w:b w:val="0"/>
         </w:rPr>
-        <w:t>{{ product_name }} ({{ generic_name }}) is a {{ drug_class }} indicated for {{ indication }}. The proposed dosage is {{ proposed_dosage }}.</w:t>
+      </w:r>
+    </w:p>
+    <w:p>
+      <w:r>
+        <w:rPr>
+          <w:b/>
+        </w:rPr>
+        <w:t>2. Overview of Clinical Pharmacology</w:t>
+      </w:r>
+    </w:p>
+    <w:p>
+      <w:r>
+        <w:rPr>
+          <w:b w:val="0"/>
+        </w:rPr>
+        <w:t>{{ clinical_pharmacology_summary }}</w:t>
       </w:r>
     </w:p>
     <w:p>
@@ -69,7 +293,7 @@
         <w:rPr>
           <w:b/>
         </w:rPr>
-        <w:t>2. Benefits</w:t>
+        <w:t>3. Overview of Efficacy</w:t>
       </w:r>
     </w:p>
     <w:p>
@@ -77,7 +301,216 @@
         <w:rPr>
           <w:b/>
         </w:rPr>
-        <w:t>2.1 Primary Efficacy Evidence</w:t>
+        <w:t>3.1 Pivotal Studies</w:t>
+      </w:r>
+    </w:p>
+    <w:tbl>
+      <w:tblPr>
+        <w:tblStyle w:val="TableGrid"/>
+        <w:tblW w:type="auto" w:w="0"/>
+        <w:tblLook w:firstColumn="1" w:firstRow="1" w:lastColumn="0" w:lastRow="0" w:noHBand="0" w:noVBand="1" w:val="04A0"/>
+      </w:tblPr>
+      <w:tblGrid>
+        <w:gridCol w:w="1440"/>
+        <w:gridCol w:w="1440"/>
+        <w:gridCol w:w="1440"/>
+        <w:gridCol w:w="1440"/>
+        <w:gridCol w:w="1440"/>
+        <w:gridCol w:w="1440"/>
+      </w:tblGrid>
+      <w:tr>
+        <w:tc>
+          <w:tcPr>
+            <w:tcW w:type="dxa" w:w="1440"/>
+          </w:tcPr>
+          <w:p>
+            <w:r>
+              <w:t>Study</w:t>
+            </w:r>
+          </w:p>
+        </w:tc>
+        <w:tc>
+          <w:tcPr>
+            <w:tcW w:type="dxa" w:w="1440"/>
+          </w:tcPr>
+          <w:p>
+            <w:r>
+              <w:t>Design</w:t>
+            </w:r>
+          </w:p>
+        </w:tc>
+        <w:tc>
+          <w:tcPr>
+            <w:tcW w:type="dxa" w:w="1440"/>
+          </w:tcPr>
+          <w:p>
+            <w:r>
+              <w:t>N</w:t>
+            </w:r>
+          </w:p>
+        </w:tc>
+        <w:tc>
+          <w:tcPr>
+            <w:tcW w:type="dxa" w:w="1440"/>
+          </w:tcPr>
+          <w:p>
+            <w:r>
+              <w:t>Primary Endpoint</w:t>
+            </w:r>
+          </w:p>
+        </w:tc>
+        <w:tc>
+          <w:tcPr>
+            <w:tcW w:type="dxa" w:w="1440"/>
+          </w:tcPr>
+          <w:p>
+            <w:r>
+              <w:t>Result</w:t>
+            </w:r>
+          </w:p>
+        </w:tc>
+        <w:tc>
+          <w:tcPr>
+            <w:tcW w:type="dxa" w:w="1440"/>
+          </w:tcPr>
+          <w:p>
+            <w:r>
+              <w:t>p-value</w:t>
+            </w:r>
+          </w:p>
+        </w:tc>
+      </w:tr>
+      <w:tr>
+        <w:tc>
+          <w:tcPr>
+            <w:tcW w:type="dxa" w:w="1440"/>
+          </w:tcPr>
+          <w:p>
+            <w:r>
+              <w:t>{{ pivotal_study_1 }}</w:t>
+            </w:r>
+          </w:p>
+        </w:tc>
+        <w:tc>
+          <w:tcPr>
+            <w:tcW w:type="dxa" w:w="1440"/>
+          </w:tcPr>
+          <w:p>
+            <w:r>
+              <w:t>{{ pivotal_design_1 }}</w:t>
+            </w:r>
+          </w:p>
+        </w:tc>
+        <w:tc>
+          <w:tcPr>
+            <w:tcW w:type="dxa" w:w="1440"/>
+          </w:tcPr>
+          <w:p>
+            <w:r>
+              <w:t>{{ pivotal_n_1 }}</w:t>
+            </w:r>
+          </w:p>
+        </w:tc>
+        <w:tc>
+          <w:tcPr>
+            <w:tcW w:type="dxa" w:w="1440"/>
+          </w:tcPr>
+          <w:p>
+            <w:r>
+              <w:t>{{ pivotal_endpoint_1 }}</w:t>
+            </w:r>
+          </w:p>
+        </w:tc>
+        <w:tc>
+          <w:tcPr>
+            <w:tcW w:type="dxa" w:w="1440"/>
+          </w:tcPr>
+          <w:p>
+            <w:r>
+              <w:t>{{ pivotal_result_1 }}</w:t>
+            </w:r>
+          </w:p>
+        </w:tc>
+        <w:tc>
+          <w:tcPr>
+            <w:tcW w:type="dxa" w:w="1440"/>
+          </w:tcPr>
+          <w:p>
+            <w:r>
+              <w:t>{{ pivotal_pvalue_1 }}</w:t>
+            </w:r>
+          </w:p>
+        </w:tc>
+      </w:tr>
+      <w:tr>
+        <w:tc>
+          <w:tcPr>
+            <w:tcW w:type="dxa" w:w="1440"/>
+          </w:tcPr>
+          <w:p>
+            <w:r>
+              <w:t>{{ pivotal_study_2 }}</w:t>
+            </w:r>
+          </w:p>
+        </w:tc>
+        <w:tc>
+          <w:tcPr>
+            <w:tcW w:type="dxa" w:w="1440"/>
+          </w:tcPr>
+          <w:p>
+            <w:r>
+              <w:t>{{ pivotal_design_2 }}</w:t>
+            </w:r>
+          </w:p>
+        </w:tc>
+        <w:tc>
+          <w:tcPr>
+            <w:tcW w:type="dxa" w:w="1440"/>
+          </w:tcPr>
+          <w:p>
+            <w:r>
+              <w:t>{{ pivotal_n_2 }}</w:t>
+            </w:r>
+          </w:p>
+        </w:tc>
+        <w:tc>
+          <w:tcPr>
+            <w:tcW w:type="dxa" w:w="1440"/>
+          </w:tcPr>
+          <w:p>
+            <w:r>
+              <w:t>{{ pivotal_endpoint_2 }}</w:t>
+            </w:r>
+          </w:p>
+        </w:tc>
+        <w:tc>
+          <w:tcPr>
+            <w:tcW w:type="dxa" w:w="1440"/>
+          </w:tcPr>
+          <w:p>
+            <w:r>
+              <w:t>{{ pivotal_result_2 }}</w:t>
+            </w:r>
+          </w:p>
+        </w:tc>
+        <w:tc>
+          <w:tcPr>
+            <w:tcW w:type="dxa" w:w="1440"/>
+          </w:tcPr>
+          <w:p>
+            <w:r>
+              <w:t>{{ pivotal_pvalue_2 }}</w:t>
+            </w:r>
+          </w:p>
+        </w:tc>
+      </w:tr>
+    </w:tbl>
+    <w:p>
+      <w:r>
+        <w:rPr>
+          <w:b w:val="0"/>
+        </w:rPr>
+        <w:t>3.2 Secondary and Exploratory Results: {{ secondary_endpoints }}</w:t>
       </w:r>
     </w:p>
     <w:p>
@@ -85,39 +518,7 @@
         <w:rPr>
           <w:b w:val="0"/>
         </w:rPr>
-        <w:t>{{ primary_efficacy }}</w:t>
-      </w:r>
-    </w:p>
-    <w:p>
-      <w:r>
-        <w:rPr>
-          <w:b/>
-        </w:rPr>
-        <w:t>2.2 Secondary Endpoints</w:t>
-      </w:r>
-    </w:p>
-    <w:p>
-      <w:r>
-        <w:rPr>
-          <w:b w:val="0"/>
-        </w:rPr>
-        <w:t>{{ secondary_endpoints }}</w:t>
-      </w:r>
-    </w:p>
-    <w:p>
-      <w:r>
-        <w:rPr>
-          <w:b/>
-        </w:rPr>
-        <w:t>2.3 Patient-Reported Outcomes</w:t>
-      </w:r>
-    </w:p>
-    <w:p>
-      <w:r>
-        <w:rPr>
-          <w:b w:val="0"/>
-        </w:rPr>
-        <w:t>{{ patient_reported_outcomes }}</w:t>
+        <w:t>3.3 Patient-Reported Outcomes: {{ patient_reported_outcomes }}</w:t>
       </w:r>
     </w:p>
     <w:p>
@@ -132,7 +533,7 @@
         <w:rPr>
           <w:b/>
         </w:rPr>
-        <w:t>3. Risks</w:t>
+        <w:t>4. Overview of Safety</w:t>
       </w:r>
     </w:p>
     <w:p>
@@ -140,7 +541,238 @@
         <w:rPr>
           <w:b/>
         </w:rPr>
-        <w:t>3.1 Common Adverse Events</w:t>
+        <w:t>4.1 Adverse Event Summary</w:t>
+      </w:r>
+    </w:p>
+    <w:tbl>
+      <w:tblPr>
+        <w:tblStyle w:val="TableGrid"/>
+        <w:tblW w:type="auto" w:w="0"/>
+        <w:tblLook w:firstColumn="1" w:firstRow="1" w:lastColumn="0" w:lastRow="0" w:noHBand="0" w:noVBand="1" w:val="04A0"/>
+      </w:tblPr>
+      <w:tblGrid>
+        <w:gridCol w:w="2160"/>
+        <w:gridCol w:w="2160"/>
+        <w:gridCol w:w="2160"/>
+        <w:gridCol w:w="2160"/>
+      </w:tblGrid>
+      <w:tr>
+        <w:tc>
+          <w:tcPr>
+            <w:tcW w:type="dxa" w:w="2160"/>
+          </w:tcPr>
+          <w:p>
+            <w:r>
+              <w:t>Event</w:t>
+            </w:r>
+          </w:p>
+        </w:tc>
+        <w:tc>
+          <w:tcPr>
+            <w:tcW w:type="dxa" w:w="2160"/>
+          </w:tcPr>
+          <w:p>
+            <w:r>
+              <w:t>Drug N (%)</w:t>
+            </w:r>
+          </w:p>
+        </w:tc>
+        <w:tc>
+          <w:tcPr>
+            <w:tcW w:type="dxa" w:w="2160"/>
+          </w:tcPr>
+          <w:p>
+            <w:r>
+              <w:t>Placebo N (%)</w:t>
+            </w:r>
+          </w:p>
+        </w:tc>
+        <w:tc>
+          <w:tcPr>
+            <w:tcW w:type="dxa" w:w="2160"/>
+          </w:tcPr>
+          <w:p>
+            <w:r>
+              <w:t>Risk Difference</w:t>
+            </w:r>
+          </w:p>
+        </w:tc>
+      </w:tr>
+      <w:tr>
+        <w:tc>
+          <w:tcPr>
+            <w:tcW w:type="dxa" w:w="2160"/>
+          </w:tcPr>
+          <w:p>
+            <w:r>
+              <w:t>{{ ae_1_name }}</w:t>
+            </w:r>
+          </w:p>
+        </w:tc>
+        <w:tc>
+          <w:tcPr>
+            <w:tcW w:type="dxa" w:w="2160"/>
+          </w:tcPr>
+          <w:p>
+            <w:r>
+              <w:t>{{ ae_1_drug }}</w:t>
+            </w:r>
+          </w:p>
+        </w:tc>
+        <w:tc>
+          <w:tcPr>
+            <w:tcW w:type="dxa" w:w="2160"/>
+          </w:tcPr>
+          <w:p>
+            <w:r>
+              <w:t>{{ ae_1_placebo }}</w:t>
+            </w:r>
+          </w:p>
+        </w:tc>
+        <w:tc>
+          <w:tcPr>
+            <w:tcW w:type="dxa" w:w="2160"/>
+          </w:tcPr>
+          <w:p>
+            <w:r>
+              <w:t>{{ ae_1_rd }}</w:t>
+            </w:r>
+          </w:p>
+        </w:tc>
+      </w:tr>
+      <w:tr>
+        <w:tc>
+          <w:tcPr>
+            <w:tcW w:type="dxa" w:w="2160"/>
+          </w:tcPr>
+          <w:p>
+            <w:r>
+              <w:t>{{ ae_2_name }}</w:t>
+            </w:r>
+          </w:p>
+        </w:tc>
+        <w:tc>
+          <w:tcPr>
+            <w:tcW w:type="dxa" w:w="2160"/>
+          </w:tcPr>
+          <w:p>
+            <w:r>
+              <w:t>{{ ae_2_drug }}</w:t>
+            </w:r>
+          </w:p>
+        </w:tc>
+        <w:tc>
+          <w:tcPr>
+            <w:tcW w:type="dxa" w:w="2160"/>
+          </w:tcPr>
+          <w:p>
+            <w:r>
+              <w:t>{{ ae_2_placebo }}</w:t>
+            </w:r>
+          </w:p>
+        </w:tc>
+        <w:tc>
+          <w:tcPr>
+            <w:tcW w:type="dxa" w:w="2160"/>
+          </w:tcPr>
+          <w:p>
+            <w:r>
+              <w:t>{{ ae_2_rd }}</w:t>
+            </w:r>
+          </w:p>
+        </w:tc>
+      </w:tr>
+      <w:tr>
+        <w:tc>
+          <w:tcPr>
+            <w:tcW w:type="dxa" w:w="2160"/>
+          </w:tcPr>
+          <w:p>
+            <w:r>
+              <w:t>{{ ae_3_name }}</w:t>
+            </w:r>
+          </w:p>
+        </w:tc>
+        <w:tc>
+          <w:tcPr>
+            <w:tcW w:type="dxa" w:w="2160"/>
+          </w:tcPr>
+          <w:p>
+            <w:r>
+              <w:t>{{ ae_3_drug }}</w:t>
+            </w:r>
+          </w:p>
+        </w:tc>
+        <w:tc>
+          <w:tcPr>
+            <w:tcW w:type="dxa" w:w="2160"/>
+          </w:tcPr>
+          <w:p>
+            <w:r>
+              <w:t>{{ ae_3_placebo }}</w:t>
+            </w:r>
+          </w:p>
+        </w:tc>
+        <w:tc>
+          <w:tcPr>
+            <w:tcW w:type="dxa" w:w="2160"/>
+          </w:tcPr>
+          <w:p>
+            <w:r>
+              <w:t>{{ ae_3_rd }}</w:t>
+            </w:r>
+          </w:p>
+        </w:tc>
+      </w:tr>
+      <w:tr>
+        <w:tc>
+          <w:tcPr>
+            <w:tcW w:type="dxa" w:w="2160"/>
+          </w:tcPr>
+          <w:p>
+            <w:r>
+              <w:t>{{ ae_4_name }}</w:t>
+            </w:r>
+          </w:p>
+        </w:tc>
+        <w:tc>
+          <w:tcPr>
+            <w:tcW w:type="dxa" w:w="2160"/>
+          </w:tcPr>
+          <w:p>
+            <w:r>
+              <w:t>{{ ae_4_drug }}</w:t>
+            </w:r>
+          </w:p>
+        </w:tc>
+        <w:tc>
+          <w:tcPr>
+            <w:tcW w:type="dxa" w:w="2160"/>
+          </w:tcPr>
+          <w:p>
+            <w:r>
+              <w:t>{{ ae_4_placebo }}</w:t>
+            </w:r>
+          </w:p>
+        </w:tc>
+        <w:tc>
+          <w:tcPr>
+            <w:tcW w:type="dxa" w:w="2160"/>
+          </w:tcPr>
+          <w:p>
+            <w:r>
+              <w:t>{{ ae_4_rd }}</w:t>
+            </w:r>
+          </w:p>
+        </w:tc>
+      </w:tr>
+    </w:tbl>
+    <w:p>
+      <w:r>
+        <w:rPr>
+          <w:b w:val="0"/>
+        </w:rPr>
+        <w:t>4.2 Serious Adverse Events: {{ serious_adverse_events }}</w:t>
       </w:r>
     </w:p>
     <w:p>
@@ -148,15 +780,7 @@
         <w:rPr>
           <w:b w:val="0"/>
         </w:rPr>
-        <w:t>{{ common_adverse_events }}</w:t>
-      </w:r>
-    </w:p>
-    <w:p>
-      <w:r>
-        <w:rPr>
-          <w:b/>
-        </w:rPr>
-        <w:t>3.2 Serious Adverse Events</w:t>
+        <w:t>4.3 Deaths: {{ deaths_summary }}</w:t>
       </w:r>
     </w:p>
     <w:p>
@@ -164,23 +788,7 @@
         <w:rPr>
           <w:b w:val="0"/>
         </w:rPr>
-        <w:t>{{ serious_adverse_events }}</w:t>
-      </w:r>
-    </w:p>
-    <w:p>
-      <w:r>
-        <w:rPr>
-          <w:b/>
-        </w:rPr>
-        <w:t>3.3 Risk Mitigation Measures</w:t>
-      </w:r>
-    </w:p>
-    <w:p>
-      <w:r>
-        <w:rPr>
-          <w:b w:val="0"/>
-        </w:rPr>
-        <w:t>{{ risk_mitigation }}</w:t>
+        <w:t>4.4 Laboratory Findings: {{ lab_findings }}</w:t>
       </w:r>
     </w:p>
     <w:p>
@@ -195,7 +803,157 @@
         <w:rPr>
           <w:b/>
         </w:rPr>
-        <w:t>4. Benefit-Risk Conclusion</w:t>
+        <w:t>5. Benefit-Risk Assessment</w:t>
+      </w:r>
+    </w:p>
+    <w:tbl>
+      <w:tblPr>
+        <w:tblStyle w:val="TableGrid"/>
+        <w:tblW w:type="auto" w:w="0"/>
+        <w:tblLook w:firstColumn="1" w:firstRow="1" w:lastColumn="0" w:lastRow="0" w:noHBand="0" w:noVBand="1" w:val="04A0"/>
+      </w:tblPr>
+      <w:tblGrid>
+        <w:gridCol w:w="4320"/>
+        <w:gridCol w:w="4320"/>
+      </w:tblGrid>
+      <w:tr>
+        <w:tc>
+          <w:tcPr>
+            <w:tcW w:type="dxa" w:w="4320"/>
+          </w:tcPr>
+          <w:p>
+            <w:r>
+              <w:t>Dimension</w:t>
+            </w:r>
+          </w:p>
+        </w:tc>
+        <w:tc>
+          <w:tcPr>
+            <w:tcW w:type="dxa" w:w="4320"/>
+          </w:tcPr>
+          <w:p>
+            <w:r>
+              <w:t>Assessment</w:t>
+            </w:r>
+          </w:p>
+        </w:tc>
+      </w:tr>
+      <w:tr>
+        <w:tc>
+          <w:tcPr>
+            <w:tcW w:type="dxa" w:w="4320"/>
+          </w:tcPr>
+          <w:p>
+            <w:r>
+              <w:t>Severity of condition</w:t>
+            </w:r>
+          </w:p>
+        </w:tc>
+        <w:tc>
+          <w:tcPr>
+            <w:tcW w:type="dxa" w:w="4320"/>
+          </w:tcPr>
+          <w:p>
+            <w:r>
+              <w:t>{{ severity_of_condition }}</w:t>
+            </w:r>
+          </w:p>
+        </w:tc>
+      </w:tr>
+      <w:tr>
+        <w:tc>
+          <w:tcPr>
+            <w:tcW w:type="dxa" w:w="4320"/>
+          </w:tcPr>
+          <w:p>
+            <w:r>
+              <w:t>Unmet medical need</w:t>
+            </w:r>
+          </w:p>
+        </w:tc>
+        <w:tc>
+          <w:tcPr>
+            <w:tcW w:type="dxa" w:w="4320"/>
+          </w:tcPr>
+          <w:p>
+            <w:r>
+              <w:t>{{ unmet_medical_need }}</w:t>
+            </w:r>
+          </w:p>
+        </w:tc>
+      </w:tr>
+      <w:tr>
+        <w:tc>
+          <w:tcPr>
+            <w:tcW w:type="dxa" w:w="4320"/>
+          </w:tcPr>
+          <w:p>
+            <w:r>
+              <w:t>Efficacy evidence strength</w:t>
+            </w:r>
+          </w:p>
+        </w:tc>
+        <w:tc>
+          <w:tcPr>
+            <w:tcW w:type="dxa" w:w="4320"/>
+          </w:tcPr>
+          <w:p>
+            <w:r>
+              <w:t>{{ efficacy_strength }}</w:t>
+            </w:r>
+          </w:p>
+        </w:tc>
+      </w:tr>
+      <w:tr>
+        <w:tc>
+          <w:tcPr>
+            <w:tcW w:type="dxa" w:w="4320"/>
+          </w:tcPr>
+          <w:p>
+            <w:r>
+              <w:t>Safety profile</w:t>
+            </w:r>
+          </w:p>
+        </w:tc>
+        <w:tc>
+          <w:tcPr>
+            <w:tcW w:type="dxa" w:w="4320"/>
+          </w:tcPr>
+          <w:p>
+            <w:r>
+              <w:t>{{ safety_profile }}</w:t>
+            </w:r>
+          </w:p>
+        </w:tc>
+      </w:tr>
+      <w:tr>
+        <w:tc>
+          <w:tcPr>
+            <w:tcW w:type="dxa" w:w="4320"/>
+          </w:tcPr>
+          <w:p>
+            <w:r>
+              <w:t>Risk mitigation</w:t>
+            </w:r>
+          </w:p>
+        </w:tc>
+        <w:tc>
+          <w:tcPr>
+            <w:tcW w:type="dxa" w:w="4320"/>
+          </w:tcPr>
+          <w:p>
+            <w:r>
+              <w:t>{{ risk_mitigation }}</w:t>
+            </w:r>
+          </w:p>
+        </w:tc>
+      </w:tr>
+    </w:tbl>
+    <w:p>
+      <w:r>
+        <w:rPr>
+          <w:b w:val="0"/>
+        </w:rPr>
       </w:r>
     </w:p>
     <w:p>
@@ -203,7 +961,7 @@
         <w:rPr>
           <w:b w:val="0"/>
         </w:rPr>
-        <w:t>{{ benefit_risk_conclusion }}</w:t>
+        <w:t>Benefit-Risk Conclusion: {{ benefit_risk_conclusion }}</w:t>
       </w:r>
     </w:p>
     <w:p>
@@ -216,9 +974,9 @@
     <w:p>
       <w:r>
         <w:rPr>
-          <w:b/>
+          <w:b w:val="0"/>
         </w:rPr>
-        <w:t>5. Unmet Medical Need</w:t>
+        <w:t>────────────────────────────────────────────────────────────</w:t>
       </w:r>
     </w:p>
     <w:p>
@@ -226,7 +984,31 @@
         <w:rPr>
           <w:b w:val="0"/>
         </w:rPr>
-        <w:t>{{ unmet_medical_need }}</w:t>
+        <w:t>Document ID: {{ document_id }}</w:t>
+      </w:r>
+    </w:p>
+    <w:p>
+      <w:r>
+        <w:rPr>
+          <w:b w:val="0"/>
+        </w:rPr>
+        <w:t>Classification: {{ classification }}</w:t>
+      </w:r>
+    </w:p>
+    <w:p>
+      <w:r>
+        <w:rPr>
+          <w:b w:val="0"/>
+        </w:rPr>
+        <w:t>Generated by: ClinicalSage DOCX Factory</w:t>
+      </w:r>
+    </w:p>
+    <w:p>
+      <w:r>
+        <w:rPr>
+          <w:b w:val="0"/>
+        </w:rPr>
+        <w:t>This document is electronically generated. No wet signature required when submitted via eCTD gateway.</w:t>
       </w:r>
     </w:p>
     <w:sectPr>
